--- a/1.4 Datatypen/Kennistoets1.4.docx
+++ b/1.4 Datatypen/Kennistoets1.4.docx
@@ -106,6 +106,29 @@
               </w:rPr>
               <w:t xml:space="preserve">1. </w:t>
             </w:r>
+            <w:r>
+              <w:rPr>
+                <w:b w:val="0"/>
+                <w:bCs w:val="0"/>
+              </w:rPr>
+              <w:t xml:space="preserve">$type = </w:t>
+            </w:r>
+            <w:proofErr w:type="spellStart"/>
+            <w:r>
+              <w:rPr>
+                <w:b w:val="0"/>
+                <w:bCs w:val="0"/>
+              </w:rPr>
+              <w:t>gettype</w:t>
+            </w:r>
+            <w:proofErr w:type="spellEnd"/>
+            <w:r>
+              <w:rPr>
+                <w:b w:val="0"/>
+                <w:bCs w:val="0"/>
+              </w:rPr>
+              <w:t>($tarief);</w:t>
+            </w:r>
           </w:p>
         </w:tc>
         <w:tc>
@@ -122,7 +145,18 @@
             <w:pPr>
               <w:spacing w:line="240" w:lineRule="auto"/>
               <w:cnfStyle w:val="100000000000" w:firstRow="1" w:lastRow="0" w:firstColumn="0" w:lastColumn="0" w:oddVBand="0" w:evenVBand="0" w:oddHBand="0" w:evenHBand="0" w:firstRowFirstColumn="0" w:firstRowLastColumn="0" w:lastRowFirstColumn="0" w:lastRowLastColumn="0"/>
-            </w:pPr>
+              <w:rPr>
+                <w:b w:val="0"/>
+                <w:bCs w:val="0"/>
+              </w:rPr>
+            </w:pPr>
+            <w:r>
+              <w:rPr>
+                <w:b w:val="0"/>
+                <w:bCs w:val="0"/>
+              </w:rPr>
+              <w:t>21</w:t>
+            </w:r>
           </w:p>
         </w:tc>
       </w:tr>
@@ -145,10 +179,6 @@
           <w:p>
             <w:pPr>
               <w:spacing w:line="240" w:lineRule="auto"/>
-              <w:rPr>
-                <w:b w:val="0"/>
-                <w:bCs w:val="0"/>
-              </w:rPr>
             </w:pPr>
             <w:r>
               <w:rPr>
@@ -156,6 +186,43 @@
                 <w:bCs w:val="0"/>
               </w:rPr>
               <w:t xml:space="preserve">2. </w:t>
+            </w:r>
+            <w:r>
+              <w:rPr>
+                <w:b w:val="0"/>
+                <w:bCs w:val="0"/>
+              </w:rPr>
+              <w:t>$</w:t>
+            </w:r>
+            <w:proofErr w:type="spellStart"/>
+            <w:r>
+              <w:rPr>
+                <w:b w:val="0"/>
+                <w:bCs w:val="0"/>
+              </w:rPr>
+              <w:t>euros</w:t>
+            </w:r>
+            <w:proofErr w:type="spellEnd"/>
+            <w:r>
+              <w:rPr>
+                <w:b w:val="0"/>
+                <w:bCs w:val="0"/>
+              </w:rPr>
+              <w:t xml:space="preserve"> = </w:t>
+            </w:r>
+            <w:r>
+              <w:rPr>
+                <w:b w:val="0"/>
+                <w:bCs w:val="0"/>
+              </w:rPr>
+              <w:t>$</w:t>
+            </w:r>
+            <w:r>
+              <w:rPr>
+                <w:b w:val="0"/>
+                <w:bCs w:val="0"/>
+              </w:rPr>
+              <w:t>tarief * $11;</w:t>
             </w:r>
           </w:p>
         </w:tc>
@@ -204,6 +271,29 @@
                 <w:bCs w:val="0"/>
               </w:rPr>
               <w:t xml:space="preserve">3. </w:t>
+            </w:r>
+            <w:r>
+              <w:rPr>
+                <w:b w:val="0"/>
+                <w:bCs w:val="0"/>
+              </w:rPr>
+              <w:t xml:space="preserve">$tarief = </w:t>
+            </w:r>
+            <w:proofErr w:type="spellStart"/>
+            <w:r>
+              <w:rPr>
+                <w:b w:val="0"/>
+                <w:bCs w:val="0"/>
+              </w:rPr>
+              <w:t>round</w:t>
+            </w:r>
+            <w:proofErr w:type="spellEnd"/>
+            <w:r>
+              <w:rPr>
+                <w:b w:val="0"/>
+                <w:bCs w:val="0"/>
+              </w:rPr>
+              <w:t>($tarief,2);</w:t>
             </w:r>
           </w:p>
         </w:tc>
@@ -256,6 +346,29 @@
               </w:rPr>
               <w:t>4.</w:t>
             </w:r>
+            <w:r>
+              <w:rPr>
+                <w:b w:val="0"/>
+                <w:bCs w:val="0"/>
+              </w:rPr>
+              <w:t xml:space="preserve"> $tarief = </w:t>
+            </w:r>
+            <w:proofErr w:type="spellStart"/>
+            <w:r>
+              <w:rPr>
+                <w:b w:val="0"/>
+                <w:bCs w:val="0"/>
+              </w:rPr>
+              <w:t>round</w:t>
+            </w:r>
+            <w:proofErr w:type="spellEnd"/>
+            <w:r>
+              <w:rPr>
+                <w:b w:val="0"/>
+                <w:bCs w:val="0"/>
+              </w:rPr>
+              <w:t>($tarief);</w:t>
+            </w:r>
           </w:p>
         </w:tc>
         <w:tc>
@@ -303,6 +416,45 @@
                 <w:bCs w:val="0"/>
               </w:rPr>
               <w:t>5.</w:t>
+            </w:r>
+            <w:r>
+              <w:rPr>
+                <w:b w:val="0"/>
+                <w:bCs w:val="0"/>
+              </w:rPr>
+              <w:t xml:space="preserve"> </w:t>
+            </w:r>
+            <w:proofErr w:type="spellStart"/>
+            <w:r>
+              <w:rPr>
+                <w:b w:val="0"/>
+                <w:bCs w:val="0"/>
+              </w:rPr>
+              <w:t>printf</w:t>
+            </w:r>
+            <w:proofErr w:type="spellEnd"/>
+            <w:r>
+              <w:rPr>
+                <w:b w:val="0"/>
+                <w:bCs w:val="0"/>
+              </w:rPr>
+              <w:t>(“&lt;</w:t>
+            </w:r>
+            <w:proofErr w:type="spellStart"/>
+            <w:r>
+              <w:rPr>
+                <w:b w:val="0"/>
+                <w:bCs w:val="0"/>
+              </w:rPr>
+              <w:t>br</w:t>
+            </w:r>
+            <w:proofErr w:type="spellEnd"/>
+            <w:r>
+              <w:rPr>
+                <w:b w:val="0"/>
+                <w:bCs w:val="0"/>
+              </w:rPr>
+              <w:t xml:space="preserve"> /&gt;tarief is: %.2f”, $tarief);</w:t>
             </w:r>
           </w:p>
         </w:tc>
@@ -355,6 +507,13 @@
               </w:rPr>
               <w:t>6.</w:t>
             </w:r>
+            <w:r>
+              <w:rPr>
+                <w:b w:val="0"/>
+                <w:bCs w:val="0"/>
+              </w:rPr>
+              <w:t xml:space="preserve"> echo “tarief: $tarief”;</w:t>
+            </w:r>
           </w:p>
         </w:tc>
         <w:tc>
@@ -402,6 +561,29 @@
                 <w:bCs w:val="0"/>
               </w:rPr>
               <w:t>7.</w:t>
+            </w:r>
+            <w:r>
+              <w:rPr>
+                <w:b w:val="0"/>
+                <w:bCs w:val="0"/>
+              </w:rPr>
+              <w:t xml:space="preserve"> </w:t>
+            </w:r>
+            <w:proofErr w:type="spellStart"/>
+            <w:r>
+              <w:rPr>
+                <w:b w:val="0"/>
+                <w:bCs w:val="0"/>
+              </w:rPr>
+              <w:t>settype</w:t>
+            </w:r>
+            <w:proofErr w:type="spellEnd"/>
+            <w:r>
+              <w:rPr>
+                <w:b w:val="0"/>
+                <w:bCs w:val="0"/>
+              </w:rPr>
+              <w:t>($tarief, “string”);</w:t>
             </w:r>
           </w:p>
         </w:tc>
@@ -454,6 +636,29 @@
               </w:rPr>
               <w:t>8.</w:t>
             </w:r>
+            <w:r>
+              <w:rPr>
+                <w:b w:val="0"/>
+                <w:bCs w:val="0"/>
+              </w:rPr>
+              <w:t xml:space="preserve"> $type = </w:t>
+            </w:r>
+            <w:proofErr w:type="spellStart"/>
+            <w:r>
+              <w:rPr>
+                <w:b w:val="0"/>
+                <w:bCs w:val="0"/>
+              </w:rPr>
+              <w:t>gettype</w:t>
+            </w:r>
+            <w:proofErr w:type="spellEnd"/>
+            <w:r>
+              <w:rPr>
+                <w:b w:val="0"/>
+                <w:bCs w:val="0"/>
+              </w:rPr>
+              <w:t>($tarief);</w:t>
+            </w:r>
           </w:p>
         </w:tc>
         <w:tc>
@@ -501,6 +706,13 @@
                 <w:bCs w:val="0"/>
               </w:rPr>
               <w:t>9.</w:t>
+            </w:r>
+            <w:r>
+              <w:rPr>
+                <w:b w:val="0"/>
+                <w:bCs w:val="0"/>
+              </w:rPr>
+              <w:t xml:space="preserve"> echo $tarief; </w:t>
             </w:r>
           </w:p>
         </w:tc>
@@ -552,6 +764,13 @@
                 <w:bCs w:val="0"/>
               </w:rPr>
               <w:t>10.</w:t>
+            </w:r>
+            <w:r>
+              <w:rPr>
+                <w:b w:val="0"/>
+                <w:bCs w:val="0"/>
+              </w:rPr>
+              <w:t xml:space="preserve"> echo $tarief; </w:t>
             </w:r>
           </w:p>
         </w:tc>
